--- a/trainer_education/Oscar_3Day_Training_Plan.docx
+++ b/trainer_education/Oscar_3Day_Training_Plan.docx
@@ -1012,7 +1012,7 @@
                 <w:sz w:val="16"/>
                 <w:szCs w:val="16"/>
               </w:rPr>
-              <w:t xml:space="preserve">40 lbs × 5</w:t>
+              <w:t xml:space="preserve">40 lb DB × 5</w:t>
             </w:r>
           </w:p>
         </w:tc>
@@ -1224,7 +1224,7 @@
                 <w:sz w:val="16"/>
                 <w:szCs w:val="16"/>
               </w:rPr>
-              <w:t xml:space="preserve">62.5–65 lbs</w:t>
+              <w:t xml:space="preserve">62.5–65 lbs — landmine or Kieser above the 60 lb DB ceiling</w:t>
             </w:r>
           </w:p>
         </w:tc>
@@ -1366,7 +1366,7 @@
                 <w:sz w:val="16"/>
                 <w:szCs w:val="16"/>
               </w:rPr>
-              <w:t xml:space="preserve">Weighted +15 lbs — 8+ reps</w:t>
+              <w:t xml:space="preserve">Weighted +15 lbs (DB between feet or plate) — 8+ reps</w:t>
             </w:r>
           </w:p>
         </w:tc>
@@ -1508,7 +1508,7 @@
                 <w:sz w:val="16"/>
                 <w:szCs w:val="16"/>
               </w:rPr>
-              <w:t xml:space="preserve">Weighted — 25+ reps</w:t>
+              <w:t xml:space="preserve">Weighted (10–15 lb plate on upper back) — 25+ reps</w:t>
             </w:r>
           </w:p>
         </w:tc>
@@ -2373,7 +2373,7 @@
                 <w:sz w:val="15"/>
                 <w:szCs w:val="15"/>
               </w:rPr>
-              <w:t xml:space="preserve">40 lbs</w:t>
+              <w:t xml:space="preserve">40 lb DB</w:t>
             </w:r>
           </w:p>
         </w:tc>
@@ -3257,6 +3257,17 @@
               </w:rPr>
               <w:t xml:space="preserve">Longer bar path than hex bar — hips hinge back to grip, neutral spine, drive floor away.</w:t>
             </w:r>
+            <w:r>
+              <w:rPr>
+                <w:rFonts w:ascii="Arial" w:cs="Arial" w:eastAsia="Arial" w:hAnsi="Arial"/>
+                <w:i/>
+                <w:iCs/>
+                <w:color w:val="00695C"/>
+                <w:sz w:val="14"/>
+                <w:szCs w:val="14"/>
+              </w:rPr>
+              <w:t xml:space="preserve">  Technique/submaximal band (3+ RIR) — first exposure, no near-failure sets</w:t>
+            </w:r>
           </w:p>
         </w:tc>
       </w:tr>
@@ -3486,6 +3497,17 @@
               </w:rPr>
               <w:t xml:space="preserve">60% Week-1 load off his 155×5 tested baseline. Progress to 165 lbs Week 2.</w:t>
             </w:r>
+            <w:r>
+              <w:rPr>
+                <w:rFonts w:ascii="Arial" w:cs="Arial" w:eastAsia="Arial" w:hAnsi="Arial"/>
+                <w:i/>
+                <w:iCs/>
+                <w:color w:val="00695C"/>
+                <w:sz w:val="14"/>
+                <w:szCs w:val="14"/>
+              </w:rPr>
+              <w:t xml:space="preserve">  Technique/submaximal band (3+ RIR) — 60% technique day</w:t>
+            </w:r>
           </w:p>
         </w:tc>
       </w:tr>
@@ -3714,6 +3736,17 @@
                 <w:szCs w:val="17"/>
               </w:rPr>
               <w:t xml:space="preserve">Heaviest row in the group — this load reflects it even at 60% Week 1. Progress to 55 lbs Week 2.</w:t>
+            </w:r>
+            <w:r>
+              <w:rPr>
+                <w:rFonts w:ascii="Arial" w:cs="Arial" w:eastAsia="Arial" w:hAnsi="Arial"/>
+                <w:i/>
+                <w:iCs/>
+                <w:color w:val="00695C"/>
+                <w:sz w:val="14"/>
+                <w:szCs w:val="14"/>
+              </w:rPr>
+              <w:t xml:space="preserve">  Technique/submaximal band (3+ RIR)</w:t>
             </w:r>
           </w:p>
         </w:tc>
@@ -4499,7 +4532,7 @@
                 <w:sz w:val="17"/>
                 <w:szCs w:val="17"/>
               </w:rPr>
-              <w:t xml:space="preserve">Technique day — roughly 70% of his 42-rep max to hold clean form. Weighted vest introduced Week 2.</w:t>
+              <w:t xml:space="preserve">Technique day — roughly 70% of his 42-rep max to hold clean form. Plate loading (10–15 lbs across the upper back) introduced Week 2 — no weight vest in the studio inventory.</w:t>
             </w:r>
           </w:p>
         </w:tc>
@@ -4861,7 +4894,7 @@
                 <w:sz w:val="15"/>
                 <w:szCs w:val="15"/>
               </w:rPr>
-              <w:t xml:space="preserve">+15 lbs</w:t>
+              <w:t xml:space="preserve">+15 lbs (DB or plate)</w:t>
             </w:r>
           </w:p>
         </w:tc>
@@ -5726,7 +5759,7 @@
                 <w:sz w:val="15"/>
                 <w:szCs w:val="15"/>
               </w:rPr>
-              <w:t xml:space="preserve">40 lbs</w:t>
+              <w:t xml:space="preserve">40 lb DB</w:t>
             </w:r>
           </w:p>
         </w:tc>
@@ -6597,6 +6630,17 @@
               </w:rPr>
               <w:t xml:space="preserve">70% Week-1 load off his 205×5 tested baseline. Progress to 215 lbs Week 2.</w:t>
             </w:r>
+            <w:r>
+              <w:rPr>
+                <w:rFonts w:ascii="Arial" w:cs="Arial" w:eastAsia="Arial" w:hAnsi="Arial"/>
+                <w:i/>
+                <w:iCs/>
+                <w:color w:val="00695C"/>
+                <w:sz w:val="14"/>
+                <w:szCs w:val="14"/>
+              </w:rPr>
+              <w:t xml:space="preserve">  2 RIR on the last set</w:t>
+            </w:r>
           </w:p>
         </w:tc>
       </w:tr>
@@ -6826,6 +6870,17 @@
               </w:rPr>
               <w:t xml:space="preserve">Lighter than row/squat baselines by design — focus on depth and unilateral quality per coach note. Progress to 50 lbs Week 2.</w:t>
             </w:r>
+            <w:r>
+              <w:rPr>
+                <w:rFonts w:ascii="Arial" w:cs="Arial" w:eastAsia="Arial" w:hAnsi="Arial"/>
+                <w:i/>
+                <w:iCs/>
+                <w:color w:val="00695C"/>
+                <w:sz w:val="14"/>
+                <w:szCs w:val="14"/>
+              </w:rPr>
+              <w:t xml:space="preserve">  2 RIR — depth/unilateral quality before load</w:t>
+            </w:r>
           </w:p>
         </w:tc>
       </w:tr>
@@ -7054,6 +7109,17 @@
                 <w:szCs w:val="17"/>
               </w:rPr>
               <w:t xml:space="preserve">+5 lbs from Day 1 per the weekly undulation. Full stretch at bottom every rep.</w:t>
+            </w:r>
+            <w:r>
+              <w:rPr>
+                <w:rFonts w:ascii="Arial" w:cs="Arial" w:eastAsia="Arial" w:hAnsi="Arial"/>
+                <w:i/>
+                <w:iCs/>
+                <w:color w:val="00695C"/>
+                <w:sz w:val="14"/>
+                <w:szCs w:val="14"/>
+              </w:rPr>
+              <w:t xml:space="preserve">  2 RIR on the last set</w:t>
             </w:r>
           </w:p>
         </w:tc>
@@ -7826,7 +7892,7 @@
                 <w:sz w:val="17"/>
                 <w:szCs w:val="17"/>
               </w:rPr>
-              <w:t xml:space="preserve">Up to 32 reps (≈75% of max) as strength work builds. Weighted vest optional from this session.</w:t>
+              <w:t xml:space="preserve">Up to 32 reps (≈75% of max) as strength work builds. Plate loading optional from this session.</w:t>
             </w:r>
           </w:p>
         </w:tc>
@@ -8188,7 +8254,7 @@
                 <w:sz w:val="15"/>
                 <w:szCs w:val="15"/>
               </w:rPr>
-              <w:t xml:space="preserve">+15 lbs</w:t>
+              <w:t xml:space="preserve">+15 lbs (DB or plate)</w:t>
             </w:r>
           </w:p>
         </w:tc>
@@ -9053,7 +9119,7 @@
                 <w:sz w:val="15"/>
                 <w:szCs w:val="15"/>
               </w:rPr>
-              <w:t xml:space="preserve">40 lbs</w:t>
+              <w:t xml:space="preserve">40 lb DB</w:t>
             </w:r>
           </w:p>
         </w:tc>
@@ -9427,7 +9493,7 @@
           <w:sz w:val="17"/>
           <w:szCs w:val="17"/>
         </w:rPr>
-        <w:t xml:space="preserve">Heaviest weekly loads — bilateral squat → hinge → horizontal pull. 1–2 RIR on the last set of each; never to failure.</w:t>
+        <w:t xml:space="preserve">Heaviest weekly loads — bilateral squat → hinge → horizontal pull. 2 RIR on the last set of each; never to failure. (Corrected 8/22/2026: 2 RIR is the default proximity for a PRIMARY lift — a 2024 dose-response meta-regression found strength gains largely unrelated to estimated RIR, so 1 RIR is not a stronger stimulus here, just a costlier one. 1 RIR is reserved for hypertrophy-priority accessory work, and this is an 80% day, not a 90% peak-test day, so no near-maximal exception applies.)</w:t>
       </w:r>
     </w:p>
     <w:tbl>
@@ -9924,6 +9990,17 @@
               </w:rPr>
               <w:t xml:space="preserve">Progress to 165 lbs Week 2 — 4-week target 180–190 lbs.</w:t>
             </w:r>
+            <w:r>
+              <w:rPr>
+                <w:rFonts w:ascii="Arial" w:cs="Arial" w:eastAsia="Arial" w:hAnsi="Arial"/>
+                <w:i/>
+                <w:iCs/>
+                <w:color w:val="00695C"/>
+                <w:sz w:val="14"/>
+                <w:szCs w:val="14"/>
+              </w:rPr>
+              <w:t xml:space="preserve">  2 RIR on the last set — never to failure</w:t>
+            </w:r>
           </w:p>
         </w:tc>
       </w:tr>
@@ -10153,6 +10230,17 @@
               </w:rPr>
               <w:t xml:space="preserve">Approaching his tested 205×5 baseline — appropriate for the heaviest day. Progress to 215 lbs Week 2.</w:t>
             </w:r>
+            <w:r>
+              <w:rPr>
+                <w:rFonts w:ascii="Arial" w:cs="Arial" w:eastAsia="Arial" w:hAnsi="Arial"/>
+                <w:i/>
+                <w:iCs/>
+                <w:color w:val="00695C"/>
+                <w:sz w:val="14"/>
+                <w:szCs w:val="14"/>
+              </w:rPr>
+              <w:t xml:space="preserve">  2 RIR on the last set — never to failure</w:t>
+            </w:r>
           </w:p>
         </w:tc>
       </w:tr>
@@ -10380,7 +10468,18 @@
                 <w:sz w:val="17"/>
                 <w:szCs w:val="17"/>
               </w:rPr>
-              <w:t xml:space="preserve">Approaching his tested 50×5 baseline — heaviest row of the week. 4-week target: 62.5–65 lbs.</w:t>
+              <w:t xml:space="preserve">Approaching his tested 50×5 baseline — heaviest row of the week. 4-week target 62.5–65 lbs — that crosses the studio’s 60 lb/hand dumbbell ceiling, so the last progression step runs on the landmine or Kieser, not a dumbbell.</w:t>
+            </w:r>
+            <w:r>
+              <w:rPr>
+                <w:rFonts w:ascii="Arial" w:cs="Arial" w:eastAsia="Arial" w:hAnsi="Arial"/>
+                <w:i/>
+                <w:iCs/>
+                <w:color w:val="00695C"/>
+                <w:sz w:val="14"/>
+                <w:szCs w:val="14"/>
+              </w:rPr>
+              <w:t xml:space="preserve">  2 RIR on the last set</w:t>
             </w:r>
           </w:p>
         </w:tc>
@@ -11057,7 +11156,7 @@
                 <w:sz w:val="15"/>
                 <w:szCs w:val="15"/>
               </w:rPr>
-              <w:t xml:space="preserve">Weighted Vest (Optional)</w:t>
+              <w:t xml:space="preserve">10–15 lb plate (optional)</w:t>
             </w:r>
           </w:p>
         </w:tc>
@@ -11153,7 +11252,7 @@
                 <w:sz w:val="17"/>
                 <w:szCs w:val="17"/>
               </w:rPr>
-              <w:t xml:space="preserve">Highest volume of the week (≈80% of max) — add the vest here if bodyweight reps stay clean. Building toward 25+ weighted by Week 4.</w:t>
+              <w:t xml:space="preserve">Highest volume of the week (≈80% of max) — add the plate here if bodyweight reps stay clean. Building toward 25+ weighted by Week 4.</w:t>
             </w:r>
           </w:p>
         </w:tc>
@@ -11515,7 +11614,7 @@
                 <w:sz w:val="15"/>
                 <w:szCs w:val="15"/>
               </w:rPr>
-              <w:t xml:space="preserve">+15 lbs</w:t>
+              <w:t xml:space="preserve">+15 lbs (DB or plate)</w:t>
             </w:r>
           </w:p>
         </w:tc>
@@ -11669,7 +11768,7 @@
           <w:sz w:val="17"/>
           <w:szCs w:val="17"/>
         </w:rPr>
-        <w:t xml:space="preserve">Heaviest day of the week on both compound lifts — 1–2 RIR on the last set, never to failure. Oscar’s squat is flagged by the coach as strong enough to progress quickly — watch for early opportunities to move Week 2 loads up ahead of schedule if form and RIR both stay clean.</w:t>
+        <w:t xml:space="preserve">Heaviest day of the week on both compound lifts — 2 RIR on the last set, never to failure. Oscar’s squat is flagged by the coach as strong enough to progress quickly — watch for early opportunities to move Week 2 loads up ahead of schedule if form and RIR both stay clean.</w:t>
       </w:r>
     </w:p>
     <w:p>
@@ -12542,7 +12641,7 @@
           <w:sz w:val="17"/>
           <w:szCs w:val="17"/>
         </w:rPr>
-        <w:t xml:space="preserve">Plank: 2:30 loaded (15 lb plate). Push-Up: Weighted — 25+ reps. Hex Bar Deadlift: 230–240 lbs. Back Squat: 180–190 lbs. Pull-Up: Weighted +15 lbs — 8+ reps. Single-Arm Row: 62.5–65 lbs. (Verbatim from Oscar’s baseline sheet 4-week targets.)</w:t>
+        <w:t xml:space="preserve">Plank: 2:30 loaded (15 lb plate). Push-Up: Weighted — 25+ reps (10–15 lb plate across the upper back; the studio has no weight vest). Hex Bar Deadlift: 230–240 lbs. Back Squat: 180–190 lbs. Pull-Up: Weighted +15 lbs — 8+ reps. Single-Arm Row: 62.5–65 lbs (landmine or Kieser — above the studio’s 60 lb/hand dumbbell ceiling). (Targets verbatim from Oscar’s baseline sheet; the push-up and row implements are the only substitutions, made against the confirmed studio inventory.)</w:t>
       </w:r>
     </w:p>
     <w:p>
